--- a/thesis_paper/manuscript_5_chapter/docx_output/chapter3_implementation_setup.docx
+++ b/thesis_paper/manuscript_5_chapter/docx_output/chapter3_implementation_setup.docx
@@ -2,7 +2,7 @@
 <file path=word/document.xml><?xml version="1.0" encoding="utf-8"?>
 <w:document xmlns:w="http://schemas.openxmlformats.org/wordprocessingml/2006/main" xmlns:m="http://schemas.openxmlformats.org/officeDocument/2006/math" xmlns:r="http://schemas.openxmlformats.org/officeDocument/2006/relationships" xmlns:o="urn:schemas-microsoft-com:office:office" xmlns:v="urn:schemas-microsoft-com:vml" xmlns:w10="urn:schemas-microsoft-com:office:word" xmlns:a="http://schemas.openxmlformats.org/drawingml/2006/main" xmlns:pic="http://schemas.openxmlformats.org/drawingml/2006/picture" xmlns:wp="http://schemas.openxmlformats.org/drawingml/2006/wordprocessingDrawing">
   <w:body>
-    <w:bookmarkStart w:id="40" w:name="第3章-算法设计与实现-methodology"/>
+    <w:bookmarkStart w:id="55" w:name="第3章-算法设计与实现-methodology"/>
     <w:p>
       <w:pPr>
         <w:pStyle w:val="1"/>
@@ -111,7 +111,7 @@
       </w:r>
     </w:p>
     <w:bookmarkEnd w:id="20"/>
-    <w:bookmarkStart w:id="22" w:name="总体框架-consistency-first-framework"/>
+    <w:bookmarkStart w:id="25" w:name="总体框架-consistency-first-framework"/>
     <w:p>
       <w:pPr>
         <w:pStyle w:val="2"/>
@@ -153,7 +153,7 @@
         <w:t xml:space="preserve">，从而构成闭环约束。</w:t>
       </w:r>
     </w:p>
-    <w:bookmarkStart w:id="21" w:name="端到端流程"/>
+    <w:bookmarkStart w:id="24" w:name="端到端流程"/>
     <w:p>
       <w:pPr>
         <w:pStyle w:val="3"/>
@@ -170,46 +170,53 @@
         <w:t xml:space="preserve">系统的数据流与处理逻辑如图 3-1 所示（见下文描述），主要包含以下四个阶段：</w:t>
       </w:r>
     </w:p>
-    <w:tbl>
-      <w:tblPr>
-        <w:tblStyle w:val="FigureTable"/>
-        <w:tblW w:type="auto" w:w="0"/>
-        <w:tblLook w:firstRow="0" w:lastRow="0" w:firstColumn="0" w:lastColumn="0"/>
-        <w:jc w:val="center"/>
-      </w:tblPr>
-      <w:tblGrid>
-        <w:gridCol w:w="7920"/>
-      </w:tblGrid>
-      <w:tr>
-        <w:tc>
-          <w:tcPr/>
-          <w:p>
-            <w:pPr>
-              <w:pStyle w:val="Compact"/>
-              <w:jc w:val="center"/>
-            </w:pPr>
-            <w:r>
-              <w:t xml:space="preserve">图 3-1:</w:t>
-            </w:r>
-            <w:r>
-              <w:t xml:space="preserve"> </w:t>
-            </w:r>
-            <w:r>
-              <w:t xml:space="preserve">“</w:t>
-            </w:r>
-            <w:r>
-              <w:t xml:space="preserve">评测口径一致性优先</w:t>
-            </w:r>
-            <w:r>
-              <w:t xml:space="preserve">”</w:t>
-            </w:r>
-            <w:r>
-              <w:t xml:space="preserve">的时空场重建网络总体架构。模型接收稀疏观测、几何掩码与时空坐标作为输入，通过空间编码器与时序演化模块重建高分辨率物理场，并引入观测一致性闭环约束（Consistency Loop）以消除算子错配带来的系统性偏差。</w:t>
-            </w:r>
-          </w:p>
-        </w:tc>
-      </w:tr>
-    </w:tbl>
+    <w:p>
+      <w:pPr>
+        <w:pStyle w:val="CaptionedFigure"/>
+      </w:pPr>
+      <w:r>
+        <w:drawing>
+          <wp:inline>
+            <wp:extent cx="5753100" cy="1523249"/>
+            <wp:effectExtent b="0" l="0" r="0" t="0"/>
+            <wp:docPr descr="图 3-1: “评测口径一致性优先”的时空场重建网络总体架构。模型接收稀疏观测、几何掩码与时空坐标作为输入，通过空间编码器与时序演化模块重建高分辨率物理场，并引入观测一致性闭环约束（Consistency Loop）以消除算子错配带来的系统性偏差。" title="" id="22" name="Picture"/>
+            <a:graphic>
+              <a:graphicData uri="http://schemas.openxmlformats.org/drawingml/2006/picture">
+                <pic:pic>
+                  <pic:nvPicPr>
+                    <pic:cNvPr descr="images/fig3-1_framework.png" id="23" name="Picture"/>
+                    <pic:cNvPicPr>
+                      <a:picLocks noChangeArrowheads="1" noChangeAspect="1"/>
+                    </pic:cNvPicPr>
+                  </pic:nvPicPr>
+                  <pic:blipFill>
+                    <a:blip r:embed="rId21"/>
+                    <a:stretch>
+                      <a:fillRect/>
+                    </a:stretch>
+                  </pic:blipFill>
+                  <pic:spPr bwMode="auto">
+                    <a:xfrm>
+                      <a:off x="0" y="0"/>
+                      <a:ext cx="5753100" cy="1523249"/>
+                    </a:xfrm>
+                    <a:prstGeom prst="rect">
+                      <a:avLst/>
+                    </a:prstGeom>
+                    <a:noFill/>
+                    <a:ln w="9525">
+                      <a:noFill/>
+                      <a:headEnd/>
+                      <a:tailEnd/>
+                    </a:ln>
+                  </pic:spPr>
+                </pic:pic>
+              </a:graphicData>
+            </a:graphic>
+          </wp:inline>
+        </w:drawing>
+      </w:r>
+    </w:p>
     <w:p>
       <w:pPr>
         <w:pStyle w:val="ImageCaption"/>
@@ -713,9 +720,9 @@
         </w:pict>
       </w:r>
     </w:p>
-    <w:bookmarkEnd w:id="21"/>
-    <w:bookmarkEnd w:id="22"/>
-    <w:bookmarkStart w:id="25" w:name="统一观测算子模块-unified-operator-module"/>
+    <w:bookmarkEnd w:id="24"/>
+    <w:bookmarkEnd w:id="25"/>
+    <w:bookmarkStart w:id="31" w:name="统一观测算子模块-unified-operator-module"/>
     <w:p>
       <w:pPr>
         <w:pStyle w:val="2"/>
@@ -797,7 +804,7 @@
         <w:t xml:space="preserve">。</w:t>
       </w:r>
     </w:p>
-    <w:bookmarkStart w:id="23" w:name="算子实现机制"/>
+    <w:bookmarkStart w:id="29" w:name="算子实现机制"/>
     <w:p>
       <w:pPr>
         <w:pStyle w:val="3"/>
@@ -844,45 +851,53 @@
         <w:t xml:space="preserve">实现可微算子，确保梯度能够通过观测算子回传至重建网络。图 3-2 展示了两种任务（SR 与 Crop）下的统一算子生成逻辑。</w:t>
       </w:r>
     </w:p>
-    <w:tbl>
-      <w:tblPr>
-        <w:tblStyle w:val="FigureTable"/>
-        <w:tblW w:type="auto" w:w="0"/>
-        <w:tblLook w:firstRow="0" w:lastRow="0" w:firstColumn="0" w:lastColumn="0"/>
-        <w:jc w:val="center"/>
-      </w:tblPr>
-      <w:tblGrid>
-        <w:gridCol w:w="7920"/>
-      </w:tblGrid>
-      <w:tr>
-        <w:tc>
-          <w:tcPr/>
-          <w:p>
-            <w:pPr>
-              <w:pStyle w:val="Compact"/>
-              <w:jc w:val="center"/>
-            </w:pPr>
-            <w:r>
-              <w:t xml:space="preserve">图 3-2: 统一观测算子模块与三元混合损失函数示意图。算子模块</w:t>
-            </w:r>
-            <w:r>
-              <w:t xml:space="preserve"> </w:t>
-            </w:r>
-            <m:oMath>
-              <m:r>
-                <m:t>H</m:t>
-              </m:r>
-            </m:oMath>
-            <w:r>
-              <w:t xml:space="preserve"> </w:t>
-            </w:r>
-            <w:r>
-              <w:t xml:space="preserve">集成了物理降质与几何采样过程，确保训练与评测口径严格对齐；三元损失分别在空间域、频域与观测域施加多维约束，以兼顾重建精度与物理守恒性。</w:t>
-            </w:r>
-          </w:p>
-        </w:tc>
-      </w:tr>
-    </w:tbl>
+    <w:p>
+      <w:pPr>
+        <w:pStyle w:val="CaptionedFigure"/>
+      </w:pPr>
+      <w:r>
+        <w:drawing>
+          <wp:inline>
+            <wp:extent cx="5041900" cy="5308600"/>
+            <wp:effectExtent b="0" l="0" r="0" t="0"/>
+            <wp:docPr descr="图 3-2: 统一观测算子模块与三元混合损失函数示意图。算子模块 H 集成了物理降质与几何采样过程，确保训练与评测口径严格对齐；三元损失分别在空间域、频域与观测域施加多维约束，以兼顾重建精度与物理守恒性。" title="" id="27" name="Picture"/>
+            <a:graphic>
+              <a:graphicData uri="http://schemas.openxmlformats.org/drawingml/2006/picture">
+                <pic:pic>
+                  <pic:nvPicPr>
+                    <pic:cNvPr descr="images/fig3-2_operator.png" id="28" name="Picture"/>
+                    <pic:cNvPicPr>
+                      <a:picLocks noChangeArrowheads="1" noChangeAspect="1"/>
+                    </pic:cNvPicPr>
+                  </pic:nvPicPr>
+                  <pic:blipFill>
+                    <a:blip r:embed="rId26"/>
+                    <a:stretch>
+                      <a:fillRect/>
+                    </a:stretch>
+                  </pic:blipFill>
+                  <pic:spPr bwMode="auto">
+                    <a:xfrm>
+                      <a:off x="0" y="0"/>
+                      <a:ext cx="5041900" cy="5308600"/>
+                    </a:xfrm>
+                    <a:prstGeom prst="rect">
+                      <a:avLst/>
+                    </a:prstGeom>
+                    <a:noFill/>
+                    <a:ln w="9525">
+                      <a:noFill/>
+                      <a:headEnd/>
+                      <a:tailEnd/>
+                    </a:ln>
+                  </pic:spPr>
+                </pic:pic>
+              </a:graphicData>
+            </a:graphic>
+          </wp:inline>
+        </w:drawing>
+      </w:r>
+    </w:p>
     <w:p>
       <w:pPr>
         <w:pStyle w:val="ImageCaption"/>
@@ -1714,8 +1729,8 @@
         <w:t xml:space="preserve"> y_out</w:t>
       </w:r>
     </w:p>
-    <w:bookmarkEnd w:id="23"/>
-    <w:bookmarkStart w:id="24" w:name="关键配置协议"/>
+    <w:bookmarkEnd w:id="29"/>
+    <w:bookmarkStart w:id="30" w:name="关键配置协议"/>
     <w:p>
       <w:pPr>
         <w:pStyle w:val="3"/>
@@ -2133,9 +2148,9 @@
         </w:pict>
       </w:r>
     </w:p>
-    <w:bookmarkEnd w:id="24"/>
-    <w:bookmarkEnd w:id="25"/>
-    <w:bookmarkStart w:id="29" w:name="网络架构设计"/>
+    <w:bookmarkEnd w:id="30"/>
+    <w:bookmarkEnd w:id="31"/>
+    <w:bookmarkStart w:id="41" w:name="网络架构设计"/>
     <w:p>
       <w:pPr>
         <w:pStyle w:val="2"/>
@@ -2198,7 +2213,7 @@
         <w:t xml:space="preserve">的设计思想。</w:t>
       </w:r>
     </w:p>
-    <w:bookmarkStart w:id="26" w:name="空间特征提取-spatial-encoder"/>
+    <w:bookmarkStart w:id="35" w:name="空间特征提取-spatial-encoder"/>
     <w:p>
       <w:pPr>
         <w:pStyle w:val="3"/>
@@ -2228,37 +2243,68 @@
         <w:t xml:space="preserve">因其去除 Batch Normalization 的设计更适合物理场数值回归，被选为本研究的核心空间骨干网络，其架构如图 3-4 所示。</w:t>
       </w:r>
     </w:p>
-    <w:tbl>
-      <w:tblPr>
-        <w:tblStyle w:val="FigureTable"/>
-        <w:tblW w:type="auto" w:w="0"/>
-        <w:tblLook w:firstRow="0" w:lastRow="0" w:firstColumn="0" w:lastColumn="0"/>
-        <w:jc w:val="center"/>
-      </w:tblPr>
-      <w:tblGrid>
-        <w:gridCol w:w="7920"/>
-      </w:tblGrid>
-      <w:tr>
-        <w:tc>
-          <w:tcPr/>
-          <w:p>
-            <w:pPr>
-              <w:pStyle w:val="Compact"/>
-              <w:jc w:val="center"/>
-            </w:pPr>
-            <w:r>
-              <w:t xml:space="preserve">图 3-4: EDSR 空间特征提取网络架构图</w:t>
-            </w:r>
-          </w:p>
-        </w:tc>
-      </w:tr>
-    </w:tbl>
+    <w:p>
+      <w:pPr>
+        <w:pStyle w:val="CaptionedFigure"/>
+      </w:pPr>
+      <w:r>
+        <w:drawing>
+          <wp:inline>
+            <wp:extent cx="5753100" cy="1310908"/>
+            <wp:effectExtent b="0" l="0" r="0" t="0"/>
+            <wp:docPr descr="图 3-4: EDSR 空间特征提取网络架构图。该架构去除了 Batch Normalization 层以适应物理场数值回归任务，并利用深层残差块（ResBlocks）提取多尺度空间特征。" title="" id="33" name="Picture"/>
+            <a:graphic>
+              <a:graphicData uri="http://schemas.openxmlformats.org/drawingml/2006/picture">
+                <pic:pic>
+                  <pic:nvPicPr>
+                    <pic:cNvPr descr="../figures_nn/build_export_j2/edsr/fig_edsr_auto.svg" id="34" name="Picture"/>
+                    <pic:cNvPicPr>
+                      <a:picLocks noChangeArrowheads="1" noChangeAspect="1"/>
+                    </pic:cNvPicPr>
+                  </pic:nvPicPr>
+                  <pic:blipFill>
+                    <a:blip>
+                      <a:extLst>
+                        <a:ext uri="{28A0092B-C50C-407E-A947-70E740481C1C}">
+                          <a14:useLocalDpi xmlns:a14="http://schemas.microsoft.com/office/drawing/2010/main" val="0"/>
+                        </a:ext>
+                        <a:ext uri="{96DAC541-7B7A-43D3-8B79-37D633B846F1}">
+                          <asvg:svgBlip xmlns:asvg="http://schemas.microsoft.com/office/drawing/2016/SVG/main" r:embed="rId32"/>
+                        </a:ext>
+                      </a:extLst>
+                    </a:blip>
+                    <a:stretch>
+                      <a:fillRect/>
+                    </a:stretch>
+                  </pic:blipFill>
+                  <pic:spPr bwMode="auto">
+                    <a:xfrm>
+                      <a:off x="0" y="0"/>
+                      <a:ext cx="5753100" cy="1310908"/>
+                    </a:xfrm>
+                    <a:prstGeom prst="rect">
+                      <a:avLst/>
+                    </a:prstGeom>
+                    <a:noFill/>
+                    <a:ln w="9525">
+                      <a:noFill/>
+                      <a:headEnd/>
+                      <a:tailEnd/>
+                    </a:ln>
+                  </pic:spPr>
+                </pic:pic>
+              </a:graphicData>
+            </a:graphic>
+          </wp:inline>
+        </w:drawing>
+      </w:r>
+    </w:p>
     <w:p>
       <w:pPr>
         <w:pStyle w:val="ImageCaption"/>
       </w:pPr>
       <w:r>
-        <w:t xml:space="preserve">图 3-4: EDSR 空间特征提取网络架构图</w:t>
+        <w:t xml:space="preserve">图 3-4: EDSR 空间特征提取网络架构图。该架构去除了 Batch Normalization 层以适应物理场数值回归任务，并利用深层残差块（ResBlocks）提取多尺度空间特征。</w:t>
       </w:r>
     </w:p>
     <w:p>
@@ -2457,8 +2503,8 @@
         <w:t xml:space="preserve">：摒弃卷积与注意力，仅通过 MLP 在空间与通道维度混合，探索极简架构的潜力。</w:t>
       </w:r>
     </w:p>
-    <w:bookmarkEnd w:id="26"/>
-    <w:bookmarkStart w:id="27" w:name="时序演化建模-temporal-modeling"/>
+    <w:bookmarkEnd w:id="35"/>
+    <w:bookmarkStart w:id="39" w:name="时序演化建模-temporal-modeling"/>
     <w:p>
       <w:pPr>
         <w:pStyle w:val="3"/>
@@ -2488,37 +2534,68 @@
         <w:t xml:space="preserve">因其在长程依赖建模上的优势，被选为处理复杂湍流场景的核心时序模块，其架构如图 3-5 所示。</w:t>
       </w:r>
     </w:p>
-    <w:tbl>
-      <w:tblPr>
-        <w:tblStyle w:val="FigureTable"/>
-        <w:tblW w:type="auto" w:w="0"/>
-        <w:tblLook w:firstRow="0" w:lastRow="0" w:firstColumn="0" w:lastColumn="0"/>
-        <w:jc w:val="center"/>
-      </w:tblPr>
-      <w:tblGrid>
-        <w:gridCol w:w="7920"/>
-      </w:tblGrid>
-      <w:tr>
-        <w:tc>
-          <w:tcPr/>
-          <w:p>
-            <w:pPr>
-              <w:pStyle w:val="Compact"/>
-              <w:jc w:val="center"/>
-            </w:pPr>
-            <w:r>
-              <w:t xml:space="preserve">图 3-5: Video Swin Transformer 时序演化模块架构图</w:t>
-            </w:r>
-          </w:p>
-        </w:tc>
-      </w:tr>
-    </w:tbl>
+    <w:p>
+      <w:pPr>
+        <w:pStyle w:val="CaptionedFigure"/>
+      </w:pPr>
+      <w:r>
+        <w:drawing>
+          <wp:inline>
+            <wp:extent cx="5753100" cy="1087021"/>
+            <wp:effectExtent b="0" l="0" r="0" t="0"/>
+            <wp:docPr descr="图 3-5: Video Swin Transformer 时序演化模块架构图。该模块利用 3D 移位窗口注意力机制（3D Shifted Window Attention）在降低计算复杂度的同时捕捉时空长程依赖。" title="" id="37" name="Picture"/>
+            <a:graphic>
+              <a:graphicData uri="http://schemas.openxmlformats.org/drawingml/2006/picture">
+                <pic:pic>
+                  <pic:nvPicPr>
+                    <pic:cNvPr descr="../figures_nn/build_export_j2/videoswin/fig_videoswin_auto.svg" id="38" name="Picture"/>
+                    <pic:cNvPicPr>
+                      <a:picLocks noChangeArrowheads="1" noChangeAspect="1"/>
+                    </pic:cNvPicPr>
+                  </pic:nvPicPr>
+                  <pic:blipFill>
+                    <a:blip>
+                      <a:extLst>
+                        <a:ext uri="{28A0092B-C50C-407E-A947-70E740481C1C}">
+                          <a14:useLocalDpi xmlns:a14="http://schemas.microsoft.com/office/drawing/2010/main" val="0"/>
+                        </a:ext>
+                        <a:ext uri="{96DAC541-7B7A-43D3-8B79-37D633B846F1}">
+                          <asvg:svgBlip xmlns:asvg="http://schemas.microsoft.com/office/drawing/2016/SVG/main" r:embed="rId36"/>
+                        </a:ext>
+                      </a:extLst>
+                    </a:blip>
+                    <a:stretch>
+                      <a:fillRect/>
+                    </a:stretch>
+                  </pic:blipFill>
+                  <pic:spPr bwMode="auto">
+                    <a:xfrm>
+                      <a:off x="0" y="0"/>
+                      <a:ext cx="5753100" cy="1087021"/>
+                    </a:xfrm>
+                    <a:prstGeom prst="rect">
+                      <a:avLst/>
+                    </a:prstGeom>
+                    <a:noFill/>
+                    <a:ln w="9525">
+                      <a:noFill/>
+                      <a:headEnd/>
+                      <a:tailEnd/>
+                    </a:ln>
+                  </pic:spPr>
+                </pic:pic>
+              </a:graphicData>
+            </a:graphic>
+          </wp:inline>
+        </w:drawing>
+      </w:r>
+    </w:p>
     <w:p>
       <w:pPr>
         <w:pStyle w:val="ImageCaption"/>
       </w:pPr>
       <w:r>
-        <w:t xml:space="preserve">图 3-5: Video Swin Transformer 时序演化模块架构图</w:t>
+        <w:t xml:space="preserve">图 3-5: Video Swin Transformer 时序演化模块架构图。该模块利用 3D 移位窗口注意力机制（3D Shifted Window Attention）在降低计算复杂度的同时捕捉时空长程依赖。</w:t>
       </w:r>
     </w:p>
     <w:p>
@@ -2571,8 +2648,8 @@
         <w:t xml:space="preserve">将 Swin Transformer 的移位窗口机制扩展为 3D 时空窗口，仅在局部时空窗口内计算自注意力。该架构能够同时降低计算复杂度并实现时空特征的联合建模，尤其适用于需要长程依赖建模的复杂湍流场景。</w:t>
       </w:r>
     </w:p>
-    <w:bookmarkEnd w:id="27"/>
-    <w:bookmarkStart w:id="28" w:name="解码器-decoder"/>
+    <w:bookmarkEnd w:id="39"/>
+    <w:bookmarkStart w:id="40" w:name="解码器-decoder"/>
     <w:p>
       <w:pPr>
         <w:pStyle w:val="3"/>
@@ -2620,9 +2697,9 @@
         </w:pict>
       </w:r>
     </w:p>
-    <w:bookmarkEnd w:id="28"/>
-    <w:bookmarkEnd w:id="29"/>
-    <w:bookmarkStart w:id="33" w:name="训练策略序列化课程学习"/>
+    <w:bookmarkEnd w:id="40"/>
+    <w:bookmarkEnd w:id="41"/>
+    <w:bookmarkStart w:id="48" w:name="训练策略序列化课程学习"/>
     <w:p>
       <w:pPr>
         <w:pStyle w:val="2"/>
@@ -2636,43 +2713,133 @@
         <w:pStyle w:val="11"/>
       </w:pPr>
       <w:r>
-        <w:t xml:space="preserve">物理场重建是一个典型的病态（Ill-posed）反问题。直接进行端到端训练往往面临收敛困难或陷入局部极小值。为此，本研究设计了“空间 $ o$ 时序 $ o$ 联合”的三阶段序列化课程学习（Sequential Curriculum Learning）策略，如图 3-3 所示。</w:t>
-      </w:r>
-    </w:p>
-    <w:tbl>
-      <w:tblPr>
-        <w:tblStyle w:val="FigureTable"/>
-        <w:tblW w:type="auto" w:w="0"/>
-        <w:tblLook w:firstRow="0" w:lastRow="0" w:firstColumn="0" w:lastColumn="0"/>
-        <w:jc w:val="center"/>
-      </w:tblPr>
-      <w:tblGrid>
-        <w:gridCol w:w="7920"/>
-      </w:tblGrid>
-      <w:tr>
-        <w:tc>
-          <w:tcPr/>
-          <w:p>
-            <w:pPr>
-              <w:pStyle w:val="Compact"/>
-              <w:jc w:val="center"/>
-            </w:pPr>
-            <w:r>
-              <w:t xml:space="preserve">图 3-3: 序列化时空课程学习（Sequential Spatiotemporal Curriculum Learning）策略流程图。通过将复杂的时空重建任务解耦为“空间结构重构 $ o$ 动力学演化预测 $ o$ 联合微调”三个渐进阶段，有效解决了极度欠定条件下的优化收敛难题。</w:t>
-            </w:r>
-          </w:p>
-        </w:tc>
-      </w:tr>
-    </w:tbl>
+        <w:t xml:space="preserve">物理场重建是一个典型的病态（Ill-posed）反问题。直接进行端到端训练往往面临收敛困难或陷入局部极小值。为此，本研究设计了“空间</w:t>
+      </w:r>
+      <w:r>
+        <w:t xml:space="preserve"> </w:t>
+      </w:r>
+      <m:oMath>
+        <m:r>
+          <m:rPr>
+            <m:sty m:val="p"/>
+          </m:rPr>
+          <m:t>→</m:t>
+        </m:r>
+      </m:oMath>
+      <w:r>
+        <w:t xml:space="preserve"> </w:t>
+      </w:r>
+      <w:r>
+        <w:t xml:space="preserve">时序</w:t>
+      </w:r>
+      <w:r>
+        <w:t xml:space="preserve"> </w:t>
+      </w:r>
+      <m:oMath>
+        <m:r>
+          <m:rPr>
+            <m:sty m:val="p"/>
+          </m:rPr>
+          <m:t>→</m:t>
+        </m:r>
+      </m:oMath>
+      <w:r>
+        <w:t xml:space="preserve"> </w:t>
+      </w:r>
+      <w:r>
+        <w:t xml:space="preserve">联合”的三阶段序列化课程学习（Sequential Curriculum Learning）策略，如图 3-3 所示。</w:t>
+      </w:r>
+    </w:p>
+    <w:p>
+      <w:pPr>
+        <w:pStyle w:val="CaptionedFigure"/>
+      </w:pPr>
+      <w:r>
+        <w:drawing>
+          <wp:inline>
+            <wp:extent cx="5753100" cy="1092980"/>
+            <wp:effectExtent b="0" l="0" r="0" t="0"/>
+            <wp:docPr descr="图 3-3: 序列化时空课程学习（Sequential Spatiotemporal Curriculum Learning）策略流程图。通过将复杂的时空重建任务解耦为“空间结构重构 \to 动力学演化预测 \to 联合微调”三个渐进阶段，有效解决了极度欠定条件下的优化收敛难题。" title="" id="43" name="Picture"/>
+            <a:graphic>
+              <a:graphicData uri="http://schemas.openxmlformats.org/drawingml/2006/picture">
+                <pic:pic>
+                  <pic:nvPicPr>
+                    <pic:cNvPr descr="images/fig3-3_sequential.png" id="44" name="Picture"/>
+                    <pic:cNvPicPr>
+                      <a:picLocks noChangeArrowheads="1" noChangeAspect="1"/>
+                    </pic:cNvPicPr>
+                  </pic:nvPicPr>
+                  <pic:blipFill>
+                    <a:blip r:embed="rId42"/>
+                    <a:stretch>
+                      <a:fillRect/>
+                    </a:stretch>
+                  </pic:blipFill>
+                  <pic:spPr bwMode="auto">
+                    <a:xfrm>
+                      <a:off x="0" y="0"/>
+                      <a:ext cx="5753100" cy="1092980"/>
+                    </a:xfrm>
+                    <a:prstGeom prst="rect">
+                      <a:avLst/>
+                    </a:prstGeom>
+                    <a:noFill/>
+                    <a:ln w="9525">
+                      <a:noFill/>
+                      <a:headEnd/>
+                      <a:tailEnd/>
+                    </a:ln>
+                  </pic:spPr>
+                </pic:pic>
+              </a:graphicData>
+            </a:graphic>
+          </wp:inline>
+        </w:drawing>
+      </w:r>
+    </w:p>
     <w:p>
       <w:pPr>
         <w:pStyle w:val="ImageCaption"/>
       </w:pPr>
       <w:r>
-        <w:t xml:space="preserve">图 3-3: 序列化时空课程学习（Sequential Spatiotemporal Curriculum Learning）策略流程图。通过将复杂的时空重建任务解耦为“空间结构重构 $ o$ 动力学演化预测 $ o$ 联合微调”三个渐进阶段，有效解决了极度欠定条件下的优化收敛难题。</w:t>
-      </w:r>
-    </w:p>
-    <w:bookmarkStart w:id="30" w:name="阶段一空间重构预训练-spatial-pretraining"/>
+        <w:t xml:space="preserve">图 3-3: 序列化时空课程学习（Sequential Spatiotemporal Curriculum Learning）策略流程图。通过将复杂的时空重建任务解耦为“空间结构重构</w:t>
+      </w:r>
+      <w:r>
+        <w:t xml:space="preserve"> </w:t>
+      </w:r>
+      <m:oMath>
+        <m:r>
+          <m:rPr>
+            <m:sty m:val="p"/>
+          </m:rPr>
+          <m:t>→</m:t>
+        </m:r>
+      </m:oMath>
+      <w:r>
+        <w:t xml:space="preserve"> </w:t>
+      </w:r>
+      <w:r>
+        <w:t xml:space="preserve">动力学演化预测</w:t>
+      </w:r>
+      <w:r>
+        <w:t xml:space="preserve"> </w:t>
+      </w:r>
+      <m:oMath>
+        <m:r>
+          <m:rPr>
+            <m:sty m:val="p"/>
+          </m:rPr>
+          <m:t>→</m:t>
+        </m:r>
+      </m:oMath>
+      <w:r>
+        <w:t xml:space="preserve"> </w:t>
+      </w:r>
+      <w:r>
+        <w:t xml:space="preserve">联合微调”三个渐进阶段，有效解决了极度欠定条件下的优化收敛难题。</w:t>
+      </w:r>
+    </w:p>
+    <w:bookmarkStart w:id="45" w:name="阶段一空间重构预训练-spatial-pretraining"/>
     <w:p>
       <w:pPr>
         <w:pStyle w:val="3"/>
@@ -2762,8 +2929,8 @@
         <w:t xml:space="preserve">：静态场的 SSIM 与 PSNR 指标。</w:t>
       </w:r>
     </w:p>
-    <w:bookmarkEnd w:id="30"/>
-    <w:bookmarkStart w:id="31" w:name="阶段二时序演化预训练-temporal-pretraining"/>
+    <w:bookmarkEnd w:id="45"/>
+    <w:bookmarkStart w:id="46" w:name="阶段二时序演化预训练-temporal-pretraining"/>
     <w:p>
       <w:pPr>
         <w:pStyle w:val="3"/>
@@ -2866,8 +3033,8 @@
         <w:t xml:space="preserve">：Teacher Forcing Ratio 随训练进程从 1.0 线性衰减至 0.0，平滑过渡至自回归模式。</w:t>
       </w:r>
     </w:p>
-    <w:bookmarkEnd w:id="31"/>
-    <w:bookmarkStart w:id="32" w:name="阶段三时空联合微调-joint-fine-tuning"/>
+    <w:bookmarkEnd w:id="46"/>
+    <w:bookmarkStart w:id="47" w:name="阶段三时空联合微调-joint-fine-tuning"/>
     <w:p>
       <w:pPr>
         <w:pStyle w:val="3"/>
@@ -2957,9 +3124,9 @@
         </w:pict>
       </w:r>
     </w:p>
-    <w:bookmarkEnd w:id="32"/>
-    <w:bookmarkEnd w:id="33"/>
-    <w:bookmarkStart w:id="38" w:name="损失函数设计"/>
+    <w:bookmarkEnd w:id="47"/>
+    <w:bookmarkEnd w:id="48"/>
+    <w:bookmarkStart w:id="53" w:name="损失函数设计"/>
     <w:p>
       <w:pPr>
         <w:pStyle w:val="2"/>
@@ -3184,7 +3351,7 @@
         </m:oMath>
       </m:oMathPara>
     </w:p>
-    <w:bookmarkStart w:id="34" w:name="重建损失-mathcall_textrec"/>
+    <w:bookmarkStart w:id="49" w:name="重建损失-mathcall_textrec"/>
     <w:p>
       <w:pPr>
         <w:pStyle w:val="3"/>
@@ -3490,8 +3657,8 @@
         <w:t xml:space="preserve">为真实场（Ground Truth）。</w:t>
       </w:r>
     </w:p>
-    <w:bookmarkEnd w:id="34"/>
-    <w:bookmarkStart w:id="35" w:name="谱一致性损失-mathcall_textspec"/>
+    <w:bookmarkEnd w:id="49"/>
+    <w:bookmarkStart w:id="50" w:name="谱一致性损失-mathcall_textspec"/>
     <w:p>
       <w:pPr>
         <w:pStyle w:val="3"/>
@@ -3802,8 +3969,8 @@
         <w:t xml:space="preserve">的低频分量。</w:t>
       </w:r>
     </w:p>
-    <w:bookmarkEnd w:id="35"/>
-    <w:bookmarkStart w:id="36" w:name="观测一致性损失-mathcall_textdc"/>
+    <w:bookmarkEnd w:id="50"/>
+    <w:bookmarkStart w:id="51" w:name="观测一致性损失-mathcall_textdc"/>
     <w:p>
       <w:pPr>
         <w:pStyle w:val="3"/>
@@ -3958,8 +4125,8 @@
         <w:t xml:space="preserve">该损失项相当于在优化过程中引入了一个“物理护栏”，确保解空间始终受限于观测数据的约束流形内，有效防止产生非物理的虚假纹理（Hallucination）。</w:t>
       </w:r>
     </w:p>
-    <w:bookmarkEnd w:id="36"/>
-    <w:bookmarkStart w:id="37" w:name="辅助物理约束-mathcall_textpde"/>
+    <w:bookmarkEnd w:id="51"/>
+    <w:bookmarkStart w:id="52" w:name="辅助物理约束-mathcall_textpde"/>
     <w:p>
       <w:pPr>
         <w:pStyle w:val="3"/>
@@ -4098,9 +4265,9 @@
         </w:pict>
       </w:r>
     </w:p>
-    <w:bookmarkEnd w:id="37"/>
-    <w:bookmarkEnd w:id="38"/>
-    <w:bookmarkStart w:id="39" w:name="本章小结"/>
+    <w:bookmarkEnd w:id="52"/>
+    <w:bookmarkEnd w:id="53"/>
+    <w:bookmarkStart w:id="54" w:name="本章小结"/>
     <w:p>
       <w:pPr>
         <w:pStyle w:val="2"/>
@@ -4117,8 +4284,8 @@
         <w:t xml:space="preserve">本章详细阐述了稀疏观测物理场重建的算法设计与工程实现。通过构建“观测一致性优先”的总体框架，利用统一观测算子消除了训练与评测的口径偏差；通过序列化课程学习策略解决了欠定反问题的优化难题；通过三元混合损失函数有效平衡了数据精度与物理守恒性。这些设计共同构成了一个闭环、鲁棒且可复现的科学机器学习系统，为第 4 章的实验验证奠定了坚实的技术基础。</w:t>
       </w:r>
     </w:p>
-    <w:bookmarkEnd w:id="39"/>
-    <w:bookmarkEnd w:id="40"/>
+    <w:bookmarkEnd w:id="54"/>
+    <w:bookmarkEnd w:id="55"/>
     <w:sectPr>
       <w:headerReference r:id="rId12" w:type="even"/>
       <w:headerReference r:id="rId10" w:type="default"/>
